--- a/tests/fixtures/docs/docx_crucible_resume.docx
+++ b/tests/fixtures/docs/docx_crucible_resume.docx
@@ -13,6 +13,19 @@
     <w:p>
       <w:r>
         <w:t>github.com/hellstar-lab | github.com/hellstar-lab/Crucible</w:t>
+      </w:r>
+    </w:p>
+    <w:p>
+      <w:pPr>
+        <w:pStyle w:val="Heading1"/>
+      </w:pPr>
+      <w:r>
+        <w:t>Summary</w:t>
+      </w:r>
+    </w:p>
+    <w:p>
+      <w:r>
+        <w:t>Passionate about clean architecture.</w:t>
       </w:r>
     </w:p>
     <w:p>
